--- a/ky/discovery-articles/6.3 Радио.docx
+++ b/ky/discovery-articles/6.3 Радио.docx
@@ -4,549 +4,363 @@
   <w:body>
     <w:p>
       <w:pPr>
-        <w:keepNext/>
-        <w:spacing w:before="280" w:after="120"/>
+        <w:pStyle w:val="Title"/>
+        <w:widowControl/>
       </w:pPr>
       <w:r>
-        <w:rPr>
-          <w:rFonts w:ascii="Calibri" w:hAnsi="Calibri" w:eastAsia="Calibri"/>
-          <w:b/>
-          <w:i w:val="0"/>
-          <w:color w:val="004E8C"/>
-          <w:sz w:val="44"/>
-        </w:rPr>
         <w:t>6.3 Радио</w:t>
       </w:r>
     </w:p>
     <w:p>
       <w:pPr>
-        <w:spacing w:after="80"/>
+        <w:keepNext/>
+        <w:widowControl/>
       </w:pPr>
       <w:r>
         <w:rPr>
-          <w:rFonts w:ascii="Calibri" w:hAnsi="Calibri" w:eastAsia="Calibri"/>
-          <w:b w:val="0"/>
-          <w:i/>
-          <w:color w:val="505050"/>
-          <w:sz w:val="22"/>
+          <w:sz w:val="20"/>
         </w:rPr>
         <w:t>6. Санарип технологиялар, космос жана байланыш</w:t>
       </w:r>
     </w:p>
     <w:p>
       <w:pPr>
-        <w:spacing w:after="200"/>
+        <w:keepNext/>
+        <w:widowControl/>
       </w:pPr>
       <w:r>
         <w:rPr>
-          <w:rFonts w:ascii="Calibri" w:hAnsi="Calibri" w:eastAsia="Calibri"/>
-          <w:b w:val="0"/>
-          <w:i/>
-          <w:sz w:val="22"/>
+          <w:sz w:val="20"/>
         </w:rPr>
-        <w:t>Мезгил: 1895–1901-жылдар (Марконинин зымсыз телеграфы); 1920-жылдардан тартып радиоуктуруу | Негизги өкүлдөр: Гульельмо Маркони; Никола Тесла; Генрих Герц</w:t>
+        <w:t>Мезгил: 1895–1901-жылдар (Марконинин зымсыз телеграфы); 1920-жылдардан уктуруу | Негизги салым кошкондор: Гульельмо Маркони; Никола Тесла; Генрих Герц</w:t>
       </w:r>
     </w:p>
     <w:p>
       <w:pPr>
-        <w:spacing w:after="160" w:line="276" w:lineRule="auto"/>
+        <w:widowControl/>
       </w:pPr>
       <w:r>
-        <w:rPr>
-          <w:rFonts w:ascii="Calibri" w:hAnsi="Calibri" w:eastAsia="Calibri"/>
-          <w:b w:val="0"/>
-          <w:i w:val="0"/>
-          <w:sz w:val="22"/>
-        </w:rPr>
-        <w:t>Радио сөздү, музыканы же маалыматты электромагниттик толкун аркылуу аба менен жеткирет. Алгач зымсыз кабарлашууга кызмат кылып, кийин бир берүүнү миллиондогон угуучуга бир учурда жеткирди.</w:t>
+        <w:t>Радио сөздү, музыканы же маалыматты аба аркылуу электромагниттик толкун менен ташыйт. Ал адегенде зымсыз кабарга кызмат кылып, кийин бир уктуруучуну бир убакта миллиондогон угарманга жеткирген.</w:t>
       </w:r>
     </w:p>
     <w:p>
       <w:pPr>
-        <w:keepNext/>
-        <w:spacing w:before="240" w:after="120"/>
+        <w:pStyle w:val="Heading1"/>
+        <w:widowControl/>
       </w:pPr>
       <w:r>
-        <w:rPr>
-          <w:rFonts w:ascii="Calibri" w:hAnsi="Calibri" w:eastAsia="Calibri"/>
-          <w:b/>
-          <w:i w:val="0"/>
-          <w:color w:val="004E8C"/>
-          <w:sz w:val="28"/>
-        </w:rPr>
-        <w:t>Негизги фактылар</w:t>
+        <w:t>Негизги маалыматтар</w:t>
       </w:r>
     </w:p>
     <w:p>
       <w:pPr>
         <w:pStyle w:val="ListBullet"/>
+        <w:widowControl/>
       </w:pPr>
       <w:r>
-        <w:rPr>
-          <w:rFonts w:ascii="Calibri" w:hAnsi="Calibri" w:eastAsia="Calibri"/>
-          <w:b w:val="0"/>
-          <w:i w:val="0"/>
-          <w:sz w:val="22"/>
-        </w:rPr>
-        <w:t>Максвелл радио толкундарын теорияда алдын ала айткан, Герц болсо аларды лабораторияда жараткан</w:t>
+        <w:t>Максвелл радиотолкундарды алдын ала айткан, Герц аларды лабораторияда жараткан.</w:t>
       </w:r>
     </w:p>
     <w:p>
       <w:pPr>
         <w:pStyle w:val="ListBullet"/>
+        <w:widowControl/>
       </w:pPr>
       <w:r>
-        <w:rPr>
-          <w:rFonts w:ascii="Calibri" w:hAnsi="Calibri" w:eastAsia="Calibri"/>
-          <w:b w:val="0"/>
-          <w:i w:val="0"/>
-          <w:sz w:val="22"/>
-        </w:rPr>
-        <w:t>Гульельмо Маркони 1890-жылдары иш жүзүндө колдонулуучу зымсыз телеграф тутумун түзгөн</w:t>
+        <w:t>Гульельмо Маркони 1890-жылдары практикалык зымсыз телеграф курган.</w:t>
       </w:r>
     </w:p>
     <w:p>
       <w:pPr>
         <w:pStyle w:val="ListBullet"/>
+        <w:widowControl/>
       </w:pPr>
       <w:r>
-        <w:rPr>
-          <w:rFonts w:ascii="Calibri" w:hAnsi="Calibri" w:eastAsia="Calibri"/>
-          <w:b w:val="0"/>
-          <w:i w:val="0"/>
-          <w:sz w:val="22"/>
-        </w:rPr>
-        <w:t>Тесла, Лодж жана Попов баштаган көптөгөн окумуштуулар маанилүү тетиктерге салым кошкон</w:t>
+        <w:t>Тесла, Лодж, Попов жана башкалар маанилүү бөлүктөргө салым кошкон.</w:t>
       </w:r>
     </w:p>
     <w:p>
       <w:pPr>
         <w:pStyle w:val="ListBullet"/>
+        <w:widowControl/>
       </w:pPr>
       <w:r>
-        <w:rPr>
-          <w:rFonts w:ascii="Calibri" w:hAnsi="Calibri" w:eastAsia="Calibri"/>
-          <w:b w:val="0"/>
-          <w:i w:val="0"/>
-          <w:sz w:val="22"/>
-        </w:rPr>
-        <w:t>Үн менен уктуруу Биринчи дүйнөлүк согуштан кийин кеңири өнүккөн</w:t>
+        <w:t>Биринчи дүйнөлүк согуштан кийин үн уктуруусу гүлдөгөн.</w:t>
       </w:r>
     </w:p>
     <w:p>
       <w:pPr>
         <w:pStyle w:val="ListBullet"/>
+        <w:widowControl/>
       </w:pPr>
       <w:r>
-        <w:rPr>
-          <w:rFonts w:ascii="Calibri" w:hAnsi="Calibri" w:eastAsia="Calibri"/>
-          <w:b w:val="0"/>
-          <w:i w:val="0"/>
-          <w:sz w:val="22"/>
-        </w:rPr>
-        <w:t>Радио жаңылык менен көңүл ачууну бирге угулган жандуу окуяга айланткан</w:t>
+        <w:t>Радио жаңылык менен көңүл ачууну бирге угулган түз окуяга айландырган.</w:t>
       </w:r>
     </w:p>
     <w:p>
       <w:pPr>
-        <w:keepNext/>
-        <w:spacing w:before="240" w:after="120"/>
+        <w:pStyle w:val="Heading1"/>
+        <w:widowControl/>
       </w:pPr>
       <w:r>
-        <w:rPr>
-          <w:rFonts w:ascii="Calibri" w:hAnsi="Calibri" w:eastAsia="Calibri"/>
-          <w:b/>
-          <w:i w:val="0"/>
-          <w:color w:val="004E8C"/>
-          <w:sz w:val="28"/>
-        </w:rPr>
-        <w:t>Бул эмне</w:t>
+        <w:t>Бул эмне?</w:t>
       </w:r>
     </w:p>
     <w:p>
       <w:pPr>
-        <w:spacing w:after="160" w:line="276" w:lineRule="auto"/>
+        <w:widowControl/>
       </w:pPr>
       <w:r>
-        <w:rPr>
-          <w:rFonts w:ascii="Calibri" w:hAnsi="Calibri" w:eastAsia="Calibri"/>
-          <w:b w:val="0"/>
-          <w:i w:val="0"/>
-          <w:sz w:val="22"/>
-        </w:rPr>
-        <w:t>Радио маалыматты байланыш зымы жок эле электромагниттик толкундар аркылуу жеткирет. Бергич сөздү, музыканы же маалыматты алып жүрүүчү толкунга жүктөйт. Туура жыштыкка коюлган кабылдагыч ал маалыматты кайра бөлүп чыгарат. Толкунду тууралоо эл көп бөлмөдө бир гана сүйлөшүүгө кулак салгандай.</w:t>
+        <w:t>Радио өзгөрүп тараган электр жана магнит талааларынан турган электромагниттик толкун менен зымсыз маалымат берет. Өткөргүч сөздү, музыканы же маалыматты ташуучу толкунга жайгаштырат. Туура жыштыкка жөндөлгөн кабылдагыч аны кайра бөлүп алат. Жыштык тандоо эл көп бөлмөдө бир сүйлөшүүнү угууга окшош.</w:t>
       </w:r>
     </w:p>
     <w:p>
       <w:pPr>
-        <w:keepNext/>
-        <w:spacing w:before="240" w:after="120"/>
+        <w:pStyle w:val="Heading1"/>
+        <w:widowControl/>
       </w:pPr>
       <w:r>
-        <w:rPr>
-          <w:rFonts w:ascii="Calibri" w:hAnsi="Calibri" w:eastAsia="Calibri"/>
-          <w:b/>
-          <w:i w:val="0"/>
-          <w:color w:val="004E8C"/>
-          <w:sz w:val="28"/>
-        </w:rPr>
-        <w:t>Аны ким ачкан же ойлоп тапкан</w:t>
+        <w:t xml:space="preserve">Ким ойлоп тапкан</w:t>
       </w:r>
     </w:p>
     <w:p>
       <w:pPr>
-        <w:spacing w:after="160" w:line="276" w:lineRule="auto"/>
+        <w:widowControl/>
       </w:pPr>
       <w:r>
-        <w:rPr>
-          <w:rFonts w:ascii="Calibri" w:hAnsi="Calibri" w:eastAsia="Calibri"/>
-          <w:b w:val="0"/>
-          <w:i w:val="0"/>
-          <w:sz w:val="22"/>
-        </w:rPr>
-        <w:t>Жеймс Клерк Максвелл электромагниттик толкундардын бар экенин алдын ала айтып, Генрих Герц аларды лабораторияда жаратып жана каттаган. 1890-жылдары Гульельмо Маркони зымсыз телеграф кызматын ийгиликтүү ишке киргизген. Никола Тесла, Оливер Лодж, Александр Попов, Карл Фердинанд Браун жана башка окумуштуулар маанилүү схемаларды, антенналарды жана кабылдагычтарды иштеп чыгышкан. Ошондуктан радионун тарыхында жалгыз ойлоп табуучу жок.</w:t>
+        <w:t>Жеймс Клерк Максвелл электромагниттик толкундарды алдын ала айтып, Генрих Герц аларды лабораторияда жаратып аныктаган. 1890-жылдары Гульельмо Маркони ийгиликтүү зымсыз телеграф ишканасын түзгөн. Никола Тесла, Оливер Лодж, Александр Попов, Карл Фердинанд Браун жана башкалар маанилүү схемаларды, антенналарды жана детекторлорду өнүктүргөн. Ошондуктан радионун жалгыз так ойлоп табуучусунан көрө көп салым кошуучусу бар.</w:t>
       </w:r>
     </w:p>
     <w:p>
       <w:pPr>
-        <w:keepNext/>
-        <w:spacing w:before="240" w:after="120"/>
+        <w:pStyle w:val="Heading1"/>
+        <w:widowControl/>
       </w:pPr>
       <w:r>
-        <w:rPr>
-          <w:rFonts w:ascii="Calibri" w:hAnsi="Calibri" w:eastAsia="Calibri"/>
-          <w:b/>
-          <w:i w:val="0"/>
-          <w:color w:val="004E8C"/>
-          <w:sz w:val="28"/>
-        </w:rPr>
-        <w:t>Качан жана кантип пайда болгон</w:t>
+        <w:t>Качан жана кантип пайда болгон?</w:t>
       </w:r>
     </w:p>
     <w:p>
       <w:pPr>
-        <w:spacing w:after="160" w:line="276" w:lineRule="auto"/>
+        <w:widowControl/>
       </w:pPr>
       <w:r>
-        <w:rPr>
-          <w:rFonts w:ascii="Calibri" w:hAnsi="Calibri" w:eastAsia="Calibri"/>
-          <w:b w:val="0"/>
-          <w:i w:val="0"/>
-          <w:sz w:val="22"/>
-        </w:rPr>
-        <w:t>Алгач радио Морзе кодун кемелер менен жээк станцияларынын ортосунда ташыган. 1912-жылдагы «Титаник» кырсыгы радионун өмүр сактоочу мүмкүнчүлүгүн да, так эрежелердин зарылдыгын да көрсөттү. Кийин электрондук лампалар сөз менен музыканы күчтүү жана таза берүүгө жол ачты. 1920-жылдары туруктуу радиоуктуруу тез жайылып, өкмөттөр станциялар менен жыштыктарга уруксат бере баштады.</w:t>
+        <w:t>Алгач радио кемелер менен жээк станцияларынын ортосунда Морзе кодун өткөргөн. 1912-жылдагы «Титаник» кырсыгы анын өмүр сактоо маанисин да, эрежеге муктаждыгын да көрсөткөн. Кийин электрондук вакуум лампалар үн менен музыканы күчтүү, даана өткөргөн. Туруктуу уктуруу 1920-жылдары тез тараган; өкмөттөр станция жана жыштыкка уруксат бере баштаган.</w:t>
       </w:r>
     </w:p>
     <w:p>
       <w:pPr>
-        <w:keepNext/>
-        <w:spacing w:before="240" w:after="120"/>
+        <w:pStyle w:val="Heading1"/>
+        <w:widowControl/>
       </w:pPr>
       <w:r>
-        <w:rPr>
-          <w:rFonts w:ascii="Calibri" w:hAnsi="Calibri" w:eastAsia="Calibri"/>
-          <w:b/>
-          <w:i w:val="0"/>
-          <w:color w:val="004E8C"/>
-          <w:sz w:val="28"/>
-        </w:rPr>
-        <w:t>Илимий жактан мааниси</w:t>
+        <w:t>Илим үчүн мааниси</w:t>
       </w:r>
     </w:p>
     <w:p>
       <w:pPr>
-        <w:spacing w:after="160" w:line="276" w:lineRule="auto"/>
+        <w:widowControl/>
       </w:pPr>
       <w:r>
-        <w:rPr>
-          <w:rFonts w:ascii="Calibri" w:hAnsi="Calibri" w:eastAsia="Calibri"/>
-          <w:b w:val="0"/>
-          <w:i w:val="0"/>
-          <w:sz w:val="22"/>
-        </w:rPr>
-        <w:t>Радио Максвеллдин теориясын күн сайын колдонулган технологияга айлантты. Ал айрым радио толкундарын чагылдыра алган ионосфераны жана канал канча маалымат ташый аларын көрсөткөн өткөрүү тилкесин изилдөөгө түрткү берди. Жыштыктар жалпы ресурс болгондуктан, сигналдар бири-бирине тоскоол болбошу үчүн инженердик чечимдер жана мамлекеттик жөнгө салуу зарыл.</w:t>
+        <w:t>Радио Максвеллдин теориясын күн сайын колдонулган технологияга айландырган. Ал окумуштууларды айрым радиотолкундарды кайра бура алган ионосфераны жана каналдын маалымат өткөрүү мүмкүнчүлүгүнө байланышкан жыштык тилкесин изилдөөгө түрткөн. Спектрди көп колдонуучу бөлүшкөндүктөн, инженерия менен эрежелер сигналдардын бири-бирине тоскоол болушун азайтууга тийиш.</w:t>
       </w:r>
     </w:p>
     <w:p>
       <w:pPr>
-        <w:keepNext/>
-        <w:spacing w:before="240" w:after="120"/>
+        <w:pStyle w:val="Heading1"/>
+        <w:widowControl/>
       </w:pPr>
       <w:r>
-        <w:rPr>
-          <w:rFonts w:ascii="Calibri" w:hAnsi="Calibri" w:eastAsia="Calibri"/>
-          <w:b/>
-          <w:i w:val="0"/>
-          <w:color w:val="004E8C"/>
-          <w:sz w:val="28"/>
-        </w:rPr>
-        <w:t>Кийинки өнүгүүлөргө тийгизген таасири</w:t>
+        <w:t>Кийинки өнүгүүгө тийгизген таасири</w:t>
       </w:r>
     </w:p>
     <w:p>
       <w:pPr>
-        <w:spacing w:after="160" w:line="276" w:lineRule="auto"/>
+        <w:widowControl/>
       </w:pPr>
       <w:r>
-        <w:rPr>
-          <w:rFonts w:ascii="Calibri" w:hAnsi="Calibri" w:eastAsia="Calibri"/>
-          <w:b w:val="0"/>
-          <w:i w:val="0"/>
-          <w:sz w:val="22"/>
-        </w:rPr>
-        <w:t>Радар, телекөрсөтүү, уюлдук телефон, спутниктик байланыш, Bluetooth жана Wi-Fi радио толкундарын колдонот. Алар ар башка жыштыкта иштеп, маалыматты түрдүү жол менен коддойт. FM музыка үчүн үн сапатын жакшыртса, санарип тутумдар бир каналга көбүрөөк маалымат батырды. Башка тармактар иштебей калганда да өзгөчө кырдаал кызматтары радио байланышка таянат.</w:t>
+        <w:t>Радар, телекөрсөтүү, мобилдик телефон, спутник байланышы, Bluetooth жана Wi-Fi радиотолкун колдонушат. Алар жыштыгы жана маалымат коддоосу боюнча айырмаланат. Жыштыктык модуляция — FM — музыканын үн сапатын жакшырткан, ал эми санарип система бир каналга көбүрөөк маалымат батырган. Башка тармак иштебегенде өзгөчө кызматтар дагы эле радиого таянат.</w:t>
       </w:r>
     </w:p>
     <w:p>
       <w:pPr>
-        <w:keepNext/>
-        <w:spacing w:before="240" w:after="120"/>
+        <w:pStyle w:val="Heading1"/>
+        <w:widowControl/>
       </w:pPr>
       <w:r>
-        <w:rPr>
-          <w:rFonts w:ascii="Calibri" w:hAnsi="Calibri" w:eastAsia="Calibri"/>
-          <w:b/>
-          <w:i w:val="0"/>
-          <w:color w:val="004E8C"/>
-          <w:sz w:val="28"/>
-        </w:rPr>
-        <w:t>Адамдардын жашоосун кантип өзгөрткөн</w:t>
+        <w:t>Адамдардын жашоосун кантип өзгөрткөн?</w:t>
       </w:r>
     </w:p>
     <w:p>
       <w:pPr>
-        <w:spacing w:after="160" w:line="276" w:lineRule="auto"/>
+        <w:widowControl/>
       </w:pPr>
       <w:r>
-        <w:rPr>
-          <w:rFonts w:ascii="Calibri" w:hAnsi="Calibri" w:eastAsia="Calibri"/>
-          <w:b w:val="0"/>
-          <w:i w:val="0"/>
-          <w:sz w:val="22"/>
-        </w:rPr>
-        <w:t>Бир адамдын жандуу үнү бир эле учурда өлкө боюнча миллиондогон үйгө жетти. Радио шаарларга да, алыскы чарбаларга да жаңылык, спорт, музыка жана сабак жеткирди. Ошол эле учурда үгүт куралына да айланды. Ал улуттук деңгээлдеги атактуу инсандарды жана окуяны болуп жатканда чогуу угуу сезимин жаратты.</w:t>
+        <w:t>Бир түз үн өлкөгө тараган чоң аудиторияга сүйлөгөндөй, миллиондогон үйгө кире алган. Радио шаарга да, алыскы чарбага да жаңылык, спорт, музыка жана сабак жеткирген. Ал үгүт куралы да болгон. Улуттук атактууларды жана окуяны болуп жатканда чогуу угуу сезимин жаратууга көмөк кылган.</w:t>
       </w:r>
     </w:p>
     <w:p>
       <w:pPr>
-        <w:keepNext/>
-        <w:spacing w:before="240" w:after="120"/>
+        <w:pStyle w:val="Heading1"/>
+        <w:widowControl/>
       </w:pPr>
       <w:r>
-        <w:rPr>
-          <w:rFonts w:ascii="Calibri" w:hAnsi="Calibri" w:eastAsia="Calibri"/>
-          <w:b/>
-          <w:i w:val="0"/>
-          <w:color w:val="004E8C"/>
-          <w:sz w:val="28"/>
-        </w:rPr>
-        <w:t>Булактар жана шилтемелер</w:t>
+        <w:t>Булактар жана кошумча окуу</w:t>
       </w:r>
     </w:p>
     <w:p>
       <w:pPr>
-        <w:keepNext/>
-        <w:spacing w:before="240" w:after="120"/>
+        <w:pStyle w:val="Heading2"/>
+        <w:widowControl/>
       </w:pPr>
       <w:r>
         <w:rPr>
-          <w:rFonts w:ascii="Calibri" w:hAnsi="Calibri" w:eastAsia="Calibri"/>
-          <w:b/>
-          <w:i w:val="0"/>
-          <w:color w:val="004E8C"/>
-          <w:sz w:val="24"/>
+          <w:sz w:val="20"/>
         </w:rPr>
-        <w:t>C. Мекемелердин материалдары жана энциклопедиялык булактар</w:t>
+        <w:t>Уюмдардын жана энциклопедиялардын материалдары</w:t>
       </w:r>
     </w:p>
     <w:p>
       <w:pPr>
-        <w:spacing w:after="80"/>
-        <w:ind w:left="360"/>
+        <w:widowControl/>
       </w:pPr>
       <w:r>
         <w:rPr>
-          <w:rFonts w:ascii="Calibri" w:hAnsi="Calibri" w:eastAsia="Calibri"/>
-          <w:b w:val="0"/>
-          <w:i w:val="0"/>
-          <w:sz w:val="22"/>
+          <w:sz w:val="20"/>
         </w:rPr>
-        <w:t>1. Encyclopaedia Britannica. «Радио технологиясы».</w:t>
-      </w:r>
-      <w:r>
-        <w:rPr>
-          <w:rFonts w:ascii="Calibri" w:hAnsi="Calibri" w:eastAsia="Calibri"/>
-          <w:b w:val="0"/>
-          <w:i w:val="0"/>
-          <w:sz w:val="22"/>
-        </w:rPr>
-        <w:t xml:space="preserve"> </w:t>
+        <w:t xml:space="preserve">1. Encyclopaedia Britannica. 'Radio technology.' </w:t>
       </w:r>
       <w:hyperlink r:id="rId9">
         <w:r>
           <w:rPr>
-            <w:rFonts w:ascii="Calibri" w:hAnsi="Calibri" w:eastAsia="Calibri"/>
-            <w:b w:val="0"/>
-            <w:i w:val="0"/>
-            <w:sz w:val="22"/>
-            <w:color w:val="0563C1"/>
-            <w:u w:val="single"/>
+            <w:sz w:val="20"/>
           </w:rPr>
           <w:t>https://www.britannica.com/technology/radio-technology</w:t>
         </w:r>
       </w:hyperlink>
+      <w:r>
+        <w:rPr>
+          <w:sz w:val="20"/>
+        </w:rPr>
+      </w:r>
     </w:p>
     <w:p>
       <w:pPr>
-        <w:spacing w:after="80"/>
-        <w:ind w:left="360"/>
+        <w:widowControl/>
       </w:pPr>
       <w:r>
         <w:rPr>
-          <w:rFonts w:ascii="Calibri" w:hAnsi="Calibri" w:eastAsia="Calibri"/>
-          <w:b w:val="0"/>
-          <w:i w:val="0"/>
-          <w:sz w:val="22"/>
+          <w:sz w:val="20"/>
         </w:rPr>
-        <w:t>2. BBC. «BBCнин тарыхы».</w:t>
-      </w:r>
-      <w:r>
-        <w:rPr>
-          <w:rFonts w:ascii="Calibri" w:hAnsi="Calibri" w:eastAsia="Calibri"/>
-          <w:b w:val="0"/>
-          <w:i w:val="0"/>
-          <w:sz w:val="22"/>
-        </w:rPr>
-        <w:t xml:space="preserve"> </w:t>
+        <w:t xml:space="preserve">2. BBC. 'History of the BBC.' </w:t>
       </w:r>
       <w:hyperlink r:id="rId10">
         <w:r>
           <w:rPr>
-            <w:rFonts w:ascii="Calibri" w:hAnsi="Calibri" w:eastAsia="Calibri"/>
-            <w:b w:val="0"/>
-            <w:i w:val="0"/>
-            <w:sz w:val="22"/>
-            <w:color w:val="0563C1"/>
-            <w:u w:val="single"/>
+            <w:sz w:val="20"/>
           </w:rPr>
           <w:t>https://www.bbc.com/historyofthebbc</w:t>
         </w:r>
       </w:hyperlink>
-    </w:p>
-    <w:p>
-      <w:pPr>
-        <w:keepNext/>
-        <w:spacing w:before="240" w:after="120"/>
-      </w:pPr>
       <w:r>
         <w:rPr>
-          <w:rFonts w:ascii="Calibri" w:hAnsi="Calibri" w:eastAsia="Calibri"/>
-          <w:b/>
-          <w:i w:val="0"/>
-          <w:color w:val="004E8C"/>
-          <w:sz w:val="24"/>
+          <w:sz w:val="20"/>
         </w:rPr>
-        <w:t>G. Космос агенттиктеринин, лабораториялардын жана илимий уюмдардын материалдары</w:t>
       </w:r>
     </w:p>
     <w:p>
       <w:pPr>
-        <w:spacing w:after="80"/>
-        <w:ind w:left="360"/>
+        <w:pStyle w:val="Heading2"/>
+        <w:widowControl/>
       </w:pPr>
       <w:r>
         <w:rPr>
-          <w:rFonts w:ascii="Calibri" w:hAnsi="Calibri" w:eastAsia="Calibri"/>
-          <w:b w:val="0"/>
-          <w:i w:val="0"/>
-          <w:sz w:val="22"/>
+          <w:sz w:val="20"/>
         </w:rPr>
-        <w:t>1. Nobel Prize. «Физика боюнча 1909-жылкы Нобель сыйлыгы».</w:t>
+        <w:t>Илимий уюмдар</w:t>
       </w:r>
+    </w:p>
+    <w:p>
+      <w:pPr>
+        <w:widowControl/>
+      </w:pPr>
       <w:r>
         <w:rPr>
-          <w:rFonts w:ascii="Calibri" w:hAnsi="Calibri" w:eastAsia="Calibri"/>
-          <w:b w:val="0"/>
-          <w:i w:val="0"/>
-          <w:sz w:val="22"/>
+          <w:sz w:val="20"/>
         </w:rPr>
-        <w:t xml:space="preserve"> </w:t>
+        <w:t xml:space="preserve">1. Nobel Prize. 'The Nobel Prize in Physics 1909.' </w:t>
       </w:r>
       <w:hyperlink r:id="rId11">
         <w:r>
           <w:rPr>
-            <w:rFonts w:ascii="Calibri" w:hAnsi="Calibri" w:eastAsia="Calibri"/>
-            <w:b w:val="0"/>
-            <w:i w:val="0"/>
-            <w:sz w:val="22"/>
-            <w:color w:val="0563C1"/>
-            <w:u w:val="single"/>
+            <w:sz w:val="20"/>
           </w:rPr>
           <w:t>https://www.nobelprize.org/prizes/physics/1909/summary/</w:t>
         </w:r>
       </w:hyperlink>
-    </w:p>
-    <w:p>
-      <w:pPr>
-        <w:keepNext/>
-        <w:spacing w:before="240" w:after="120"/>
-      </w:pPr>
       <w:r>
         <w:rPr>
-          <w:rFonts w:ascii="Calibri" w:hAnsi="Calibri" w:eastAsia="Calibri"/>
-          <w:b/>
-          <w:i w:val="0"/>
-          <w:color w:val="004E8C"/>
-          <w:sz w:val="24"/>
+          <w:sz w:val="20"/>
         </w:rPr>
-        <w:t>H. Кесиптик коомдордун жана стандартташтыруу уюмдарынын материалдары</w:t>
       </w:r>
     </w:p>
     <w:p>
       <w:pPr>
-        <w:spacing w:after="80"/>
-        <w:ind w:left="360"/>
+        <w:pStyle w:val="Heading2"/>
+        <w:widowControl/>
       </w:pPr>
       <w:r>
         <w:rPr>
-          <w:rFonts w:ascii="Calibri" w:hAnsi="Calibri" w:eastAsia="Calibri"/>
-          <w:b w:val="0"/>
-          <w:i w:val="0"/>
-          <w:sz w:val="22"/>
+          <w:sz w:val="20"/>
         </w:rPr>
-        <w:t>1. Engineering and Technology History Wiki. «Радио».</w:t>
+        <w:t>Кесиптик коомдор</w:t>
       </w:r>
+    </w:p>
+    <w:p>
+      <w:pPr>
+        <w:widowControl/>
+      </w:pPr>
       <w:r>
         <w:rPr>
-          <w:rFonts w:ascii="Calibri" w:hAnsi="Calibri" w:eastAsia="Calibri"/>
-          <w:b w:val="0"/>
-          <w:i w:val="0"/>
-          <w:sz w:val="22"/>
+          <w:sz w:val="20"/>
         </w:rPr>
-        <w:t xml:space="preserve"> </w:t>
+        <w:t xml:space="preserve">1. Engineering and Technology History Wiki. 'Radio.' </w:t>
       </w:r>
       <w:hyperlink r:id="rId12">
         <w:r>
           <w:rPr>
-            <w:rFonts w:ascii="Calibri" w:hAnsi="Calibri" w:eastAsia="Calibri"/>
-            <w:b w:val="0"/>
-            <w:i w:val="0"/>
-            <w:sz w:val="22"/>
-            <w:color w:val="0563C1"/>
-            <w:u w:val="single"/>
+            <w:sz w:val="20"/>
           </w:rPr>
           <w:t>https://ethw.org/Radio</w:t>
         </w:r>
       </w:hyperlink>
+      <w:r>
+        <w:rPr>
+          <w:sz w:val="20"/>
+        </w:rPr>
+      </w:r>
     </w:p>
     <w:sectPr>
-      <w:pgSz w:w="12240" w:h="15840"/>
-      <w:pgMar w:top="1296" w:right="1440" w:bottom="1296" w:left="1440" w:header="720" w:footer="720" w:gutter="0"/>
+      <w:footerReference w:type="default" r:id="rId13"/>
+      <w:pgSz w:w="11906" w:h="16838"/>
+      <w:pgMar w:top="1020" w:right="1134" w:bottom="1020" w:left="1134" w:header="720" w:footer="720" w:gutter="0"/>
       <w:cols w:space="720"/>
       <w:docGrid w:linePitch="360"/>
     </w:sectPr>
   </w:body>
 </w:document>
+</file>
+
+<file path=word/footer1.xml><?xml version="1.0" encoding="utf-8"?>
+<w:ftr xmlns:m="http://schemas.openxmlformats.org/officeDocument/2006/math" xmlns:mc="http://schemas.openxmlformats.org/markup-compatibility/2006" xmlns:mo="http://schemas.microsoft.com/office/mac/office/2008/main" xmlns:mv="urn:schemas-microsoft-com:mac:vml" xmlns:o="urn:schemas-microsoft-com:office:office" xmlns:r="http://schemas.openxmlformats.org/officeDocument/2006/relationships" xmlns:v="urn:schemas-microsoft-com:vml" xmlns:w10="urn:schemas-microsoft-com:office:word" xmlns:w14="http://schemas.microsoft.com/office/word/2010/wordml" xmlns:w="http://schemas.openxmlformats.org/wordprocessingml/2006/main" xmlns:wne="http://schemas.microsoft.com/office/word/2006/wordml" xmlns:wp14="http://schemas.microsoft.com/office/word/2010/wordprocessingDrawing" xmlns:wp="http://schemas.openxmlformats.org/drawingml/2006/wordprocessingDrawing" xmlns:wpc="http://schemas.microsoft.com/office/word/2010/wordprocessingCanvas" xmlns:wpg="http://schemas.microsoft.com/office/word/2010/wordprocessingGroup" xmlns:wpi="http://schemas.microsoft.com/office/word/2010/wordprocessingInk" xmlns:wps="http://schemas.microsoft.com/office/word/2010/wordprocessingShape" mc:Ignorable="w14 wp14">
+  <w:p>
+    <w:pPr>
+      <w:pStyle w:val="Footer"/>
+      <w:jc w:val="right"/>
+    </w:pPr>
+    <w:fldSimple w:instr="PAGE"/>
+  </w:p>
+</w:ftr>
 </file>
 
 <file path=word/numbering.xml><?xml version="1.0" encoding="utf-8"?>
@@ -757,7 +571,7 @@
   <w:docDefaults>
     <w:rPrDefault>
       <w:rPr>
-        <w:rFonts w:asciiTheme="minorHAnsi" w:eastAsiaTheme="minorEastAsia" w:hAnsiTheme="minorHAnsi" w:cstheme="minorBidi"/>
+        <w:rFonts/>
         <w:sz w:val="22"/>
         <w:szCs w:val="22"/>
         <w:lang w:val="en-US" w:eastAsia="en-US" w:bidi="ar-SA"/>
@@ -912,6 +726,15 @@
     <w:name w:val="Normal"/>
     <w:qFormat/>
     <w:rsid w:val="00FC693F"/>
+    <w:pPr>
+      <w:spacing w:after="120" w:line="259" w:lineRule="auto"/>
+    </w:pPr>
+    <w:rPr>
+      <w:rFonts w:ascii="Times New Roman" w:hAnsi="Times New Roman"/>
+      <w:color w:val="000000"/>
+      <w:sz w:val="24"/>
+      <w:lang w:val="ky-KG"/>
+    </w:rPr>
   </w:style>
   <w:style w:type="paragraph" w:styleId="Header">
     <w:name w:val="header"/>
@@ -968,16 +791,17 @@
     <w:pPr>
       <w:keepNext/>
       <w:keepLines/>
-      <w:spacing w:before="480" w:after="0"/>
+      <w:spacing w:before="480" w:after="120" w:line="259" w:lineRule="auto"/>
       <w:outlineLvl w:val="0"/>
     </w:pPr>
     <w:rPr>
-      <w:rFonts w:asciiTheme="majorHAnsi" w:eastAsiaTheme="majorEastAsia" w:hAnsiTheme="majorHAnsi" w:cstheme="majorBidi"/>
+      <w:rFonts w:ascii="Times New Roman" w:hAnsi="Times New Roman"/>
       <w:b/>
       <w:bCs/>
-      <w:color w:val="365F91" w:themeColor="accent1" w:themeShade="BF"/>
-      <w:sz w:val="28"/>
+      <w:color w:val="000000"/>
+      <w:sz w:val="26"/>
       <w:szCs w:val="28"/>
+      <w:lang w:val="ky-KG"/>
     </w:rPr>
   </w:style>
   <w:style w:type="paragraph" w:styleId="Heading2">
@@ -992,16 +816,17 @@
     <w:pPr>
       <w:keepNext/>
       <w:keepLines/>
-      <w:spacing w:before="200" w:after="0"/>
+      <w:spacing w:before="200" w:after="120" w:line="259" w:lineRule="auto"/>
       <w:outlineLvl w:val="1"/>
     </w:pPr>
     <w:rPr>
-      <w:rFonts w:asciiTheme="majorHAnsi" w:eastAsiaTheme="majorEastAsia" w:hAnsiTheme="majorHAnsi" w:cstheme="majorBidi"/>
+      <w:rFonts w:ascii="Times New Roman" w:hAnsi="Times New Roman"/>
       <w:b/>
       <w:bCs/>
-      <w:color w:val="4F81BD" w:themeColor="accent1"/>
+      <w:color w:val="000000"/>
       <w:sz w:val="26"/>
       <w:szCs w:val="26"/>
+      <w:lang w:val="ky-KG"/>
     </w:rPr>
   </w:style>
   <w:style w:type="paragraph" w:styleId="Heading3">
@@ -1020,7 +845,7 @@
       <w:outlineLvl w:val="2"/>
     </w:pPr>
     <w:rPr>
-      <w:rFonts w:asciiTheme="majorHAnsi" w:eastAsiaTheme="majorEastAsia" w:hAnsiTheme="majorHAnsi" w:cstheme="majorBidi"/>
+      <w:rFonts/>
       <w:b/>
       <w:bCs/>
       <w:color w:val="4F81BD" w:themeColor="accent1"/>
@@ -1043,7 +868,7 @@
       <w:outlineLvl w:val="3"/>
     </w:pPr>
     <w:rPr>
-      <w:rFonts w:asciiTheme="majorHAnsi" w:eastAsiaTheme="majorEastAsia" w:hAnsiTheme="majorHAnsi" w:cstheme="majorBidi"/>
+      <w:rFonts/>
       <w:b/>
       <w:bCs/>
       <w:i/>
@@ -1068,7 +893,7 @@
       <w:outlineLvl w:val="4"/>
     </w:pPr>
     <w:rPr>
-      <w:rFonts w:asciiTheme="majorHAnsi" w:eastAsiaTheme="majorEastAsia" w:hAnsiTheme="majorHAnsi" w:cstheme="majorBidi"/>
+      <w:rFonts/>
       <w:color w:val="243F60" w:themeColor="accent1" w:themeShade="7F"/>
     </w:rPr>
   </w:style>
@@ -1089,7 +914,7 @@
       <w:outlineLvl w:val="5"/>
     </w:pPr>
     <w:rPr>
-      <w:rFonts w:asciiTheme="majorHAnsi" w:eastAsiaTheme="majorEastAsia" w:hAnsiTheme="majorHAnsi" w:cstheme="majorBidi"/>
+      <w:rFonts/>
       <w:i/>
       <w:iCs/>
       <w:color w:val="243F60" w:themeColor="accent1" w:themeShade="7F"/>
@@ -1112,7 +937,7 @@
       <w:outlineLvl w:val="6"/>
     </w:pPr>
     <w:rPr>
-      <w:rFonts w:asciiTheme="majorHAnsi" w:eastAsiaTheme="majorEastAsia" w:hAnsiTheme="majorHAnsi" w:cstheme="majorBidi"/>
+      <w:rFonts/>
       <w:i/>
       <w:iCs/>
       <w:color w:val="404040" w:themeColor="text1" w:themeTint="BF"/>
@@ -1135,7 +960,7 @@
       <w:outlineLvl w:val="7"/>
     </w:pPr>
     <w:rPr>
-      <w:rFonts w:asciiTheme="majorHAnsi" w:eastAsiaTheme="majorEastAsia" w:hAnsiTheme="majorHAnsi" w:cstheme="majorBidi"/>
+      <w:rFonts/>
       <w:color w:val="4F81BD" w:themeColor="accent1"/>
       <w:sz w:val="20"/>
       <w:szCs w:val="20"/>
@@ -1158,7 +983,7 @@
       <w:outlineLvl w:val="8"/>
     </w:pPr>
     <w:rPr>
-      <w:rFonts w:asciiTheme="majorHAnsi" w:eastAsiaTheme="majorEastAsia" w:hAnsiTheme="majorHAnsi" w:cstheme="majorBidi"/>
+      <w:rFonts/>
       <w:i/>
       <w:iCs/>
       <w:color w:val="404040" w:themeColor="text1" w:themeTint="BF"/>
@@ -1209,7 +1034,7 @@
     <w:uiPriority w:val="9"/>
     <w:rsid w:val="00FC693F"/>
     <w:rPr>
-      <w:rFonts w:asciiTheme="majorHAnsi" w:eastAsiaTheme="majorEastAsia" w:hAnsiTheme="majorHAnsi" w:cstheme="majorBidi"/>
+      <w:rFonts/>
       <w:b/>
       <w:bCs/>
       <w:color w:val="365F91" w:themeColor="accent1" w:themeShade="BF"/>
@@ -1224,7 +1049,7 @@
     <w:uiPriority w:val="9"/>
     <w:rsid w:val="00FC693F"/>
     <w:rPr>
-      <w:rFonts w:asciiTheme="majorHAnsi" w:eastAsiaTheme="majorEastAsia" w:hAnsiTheme="majorHAnsi" w:cstheme="majorBidi"/>
+      <w:rFonts/>
       <w:b/>
       <w:bCs/>
       <w:color w:val="4F81BD" w:themeColor="accent1"/>
@@ -1239,7 +1064,7 @@
     <w:uiPriority w:val="9"/>
     <w:rsid w:val="00FC693F"/>
     <w:rPr>
-      <w:rFonts w:asciiTheme="majorHAnsi" w:eastAsiaTheme="majorEastAsia" w:hAnsiTheme="majorHAnsi" w:cstheme="majorBidi"/>
+      <w:rFonts/>
       <w:b/>
       <w:bCs/>
       <w:color w:val="4F81BD" w:themeColor="accent1"/>
@@ -1254,19 +1079,17 @@
     <w:qFormat/>
     <w:rsid w:val="00FC693F"/>
     <w:pPr>
-      <w:pBdr>
-        <w:bottom w:val="single" w:sz="8" w:space="4" w:color="4F81BD" w:themeColor="accent1"/>
-      </w:pBdr>
-      <w:spacing w:after="300" w:line="240" w:lineRule="auto"/>
+      <w:spacing w:after="120" w:line="259" w:lineRule="auto"/>
       <w:contextualSpacing/>
     </w:pPr>
     <w:rPr>
-      <w:rFonts w:asciiTheme="majorHAnsi" w:eastAsiaTheme="majorEastAsia" w:hAnsiTheme="majorHAnsi" w:cstheme="majorBidi"/>
-      <w:color w:val="17365D" w:themeColor="text2" w:themeShade="BF"/>
+      <w:rFonts w:ascii="Times New Roman" w:hAnsi="Times New Roman"/>
+      <w:color w:val="000000"/>
       <w:spacing w:val="5"/>
       <w:kern w:val="28"/>
-      <w:sz w:val="52"/>
+      <w:sz w:val="40"/>
       <w:szCs w:val="52"/>
+      <w:lang w:val="ky-KG"/>
     </w:rPr>
   </w:style>
   <w:style w:type="character" w:customStyle="1" w:styleId="TitleChar">
@@ -1276,7 +1099,7 @@
     <w:uiPriority w:val="10"/>
     <w:rsid w:val="00FC693F"/>
     <w:rPr>
-      <w:rFonts w:asciiTheme="majorHAnsi" w:eastAsiaTheme="majorEastAsia" w:hAnsiTheme="majorHAnsi" w:cstheme="majorBidi"/>
+      <w:rFonts/>
       <w:color w:val="17365D" w:themeColor="text2" w:themeShade="BF"/>
       <w:spacing w:val="5"/>
       <w:kern w:val="28"/>
@@ -1298,7 +1121,7 @@
       </w:numPr>
     </w:pPr>
     <w:rPr>
-      <w:rFonts w:asciiTheme="majorHAnsi" w:eastAsiaTheme="majorEastAsia" w:hAnsiTheme="majorHAnsi" w:cstheme="majorBidi"/>
+      <w:rFonts/>
       <w:i/>
       <w:iCs/>
       <w:color w:val="4F81BD" w:themeColor="accent1"/>
@@ -1314,7 +1137,7 @@
     <w:uiPriority w:val="11"/>
     <w:rsid w:val="00FC693F"/>
     <w:rPr>
-      <w:rFonts w:asciiTheme="majorHAnsi" w:eastAsiaTheme="majorEastAsia" w:hAnsiTheme="majorHAnsi" w:cstheme="majorBidi"/>
+      <w:rFonts/>
       <w:i/>
       <w:iCs/>
       <w:color w:val="4F81BD" w:themeColor="accent1"/>
@@ -1439,8 +1262,15 @@
       <w:numPr>
         <w:numId w:val="1"/>
       </w:numPr>
+      <w:spacing w:after="120" w:line="259" w:lineRule="auto"/>
       <w:contextualSpacing/>
     </w:pPr>
+    <w:rPr>
+      <w:rFonts w:ascii="Times New Roman" w:hAnsi="Times New Roman"/>
+      <w:color w:val="000000"/>
+      <w:sz w:val="24"/>
+      <w:lang w:val="ky-KG"/>
+    </w:rPr>
   </w:style>
   <w:style w:type="paragraph" w:styleId="ListBullet2">
     <w:name w:val="List Bullet 2"/>
@@ -1612,7 +1442,7 @@
     <w:semiHidden/>
     <w:rsid w:val="00FC693F"/>
     <w:rPr>
-      <w:rFonts w:asciiTheme="majorHAnsi" w:eastAsiaTheme="majorEastAsia" w:hAnsiTheme="majorHAnsi" w:cstheme="majorBidi"/>
+      <w:rFonts/>
       <w:b/>
       <w:bCs/>
       <w:i/>
@@ -1628,7 +1458,7 @@
     <w:semiHidden/>
     <w:rsid w:val="00FC693F"/>
     <w:rPr>
-      <w:rFonts w:asciiTheme="majorHAnsi" w:eastAsiaTheme="majorEastAsia" w:hAnsiTheme="majorHAnsi" w:cstheme="majorBidi"/>
+      <w:rFonts/>
       <w:color w:val="243F60" w:themeColor="accent1" w:themeShade="7F"/>
     </w:rPr>
   </w:style>
@@ -1640,7 +1470,7 @@
     <w:semiHidden/>
     <w:rsid w:val="00FC693F"/>
     <w:rPr>
-      <w:rFonts w:asciiTheme="majorHAnsi" w:eastAsiaTheme="majorEastAsia" w:hAnsiTheme="majorHAnsi" w:cstheme="majorBidi"/>
+      <w:rFonts/>
       <w:i/>
       <w:iCs/>
       <w:color w:val="243F60" w:themeColor="accent1" w:themeShade="7F"/>
@@ -1654,7 +1484,7 @@
     <w:semiHidden/>
     <w:rsid w:val="00FC693F"/>
     <w:rPr>
-      <w:rFonts w:asciiTheme="majorHAnsi" w:eastAsiaTheme="majorEastAsia" w:hAnsiTheme="majorHAnsi" w:cstheme="majorBidi"/>
+      <w:rFonts/>
       <w:i/>
       <w:iCs/>
       <w:color w:val="404040" w:themeColor="text1" w:themeTint="BF"/>
@@ -1668,7 +1498,7 @@
     <w:semiHidden/>
     <w:rsid w:val="00FC693F"/>
     <w:rPr>
-      <w:rFonts w:asciiTheme="majorHAnsi" w:eastAsiaTheme="majorEastAsia" w:hAnsiTheme="majorHAnsi" w:cstheme="majorBidi"/>
+      <w:rFonts/>
       <w:color w:val="4F81BD" w:themeColor="accent1"/>
       <w:sz w:val="20"/>
       <w:szCs w:val="20"/>
@@ -1682,7 +1512,7 @@
     <w:semiHidden/>
     <w:rsid w:val="00FC693F"/>
     <w:rPr>
-      <w:rFonts w:asciiTheme="majorHAnsi" w:eastAsiaTheme="majorEastAsia" w:hAnsiTheme="majorHAnsi" w:cstheme="majorBidi"/>
+      <w:rFonts/>
       <w:i/>
       <w:iCs/>
       <w:color w:val="404040" w:themeColor="text1" w:themeTint="BF"/>
@@ -1741,9 +1571,6 @@
     <w:qFormat/>
     <w:rsid w:val="00FC693F"/>
     <w:pPr>
-      <w:pBdr>
-        <w:bottom w:val="single" w:sz="4" w:space="4" w:color="4F81BD" w:themeColor="accent1"/>
-      </w:pBdr>
       <w:spacing w:before="200" w:after="280"/>
       <w:ind w:left="936" w:right="936"/>
     </w:pPr>
@@ -3271,7 +3098,7 @@
         <w:spacing w:before="0" w:after="0" w:line="240" w:lineRule="auto"/>
       </w:pPr>
       <w:rPr>
-        <w:rFonts w:asciiTheme="majorHAnsi" w:eastAsiaTheme="majorEastAsia" w:hAnsiTheme="majorHAnsi" w:cstheme="majorBidi"/>
+        <w:rFonts/>
         <w:b/>
         <w:bCs/>
       </w:rPr>
@@ -3292,7 +3119,7 @@
         <w:spacing w:before="0" w:after="0" w:line="240" w:lineRule="auto"/>
       </w:pPr>
       <w:rPr>
-        <w:rFonts w:asciiTheme="majorHAnsi" w:eastAsiaTheme="majorEastAsia" w:hAnsiTheme="majorHAnsi" w:cstheme="majorBidi"/>
+        <w:rFonts/>
         <w:b/>
         <w:bCs/>
       </w:rPr>
@@ -3310,14 +3137,14 @@
     </w:tblStylePr>
     <w:tblStylePr w:type="firstCol">
       <w:rPr>
-        <w:rFonts w:asciiTheme="majorHAnsi" w:eastAsiaTheme="majorEastAsia" w:hAnsiTheme="majorHAnsi" w:cstheme="majorBidi"/>
+        <w:rFonts/>
         <w:b/>
         <w:bCs/>
       </w:rPr>
     </w:tblStylePr>
     <w:tblStylePr w:type="lastCol">
       <w:rPr>
-        <w:rFonts w:asciiTheme="majorHAnsi" w:eastAsiaTheme="majorEastAsia" w:hAnsiTheme="majorHAnsi" w:cstheme="majorBidi"/>
+        <w:rFonts/>
         <w:b/>
         <w:bCs/>
       </w:rPr>
@@ -3401,7 +3228,7 @@
         <w:spacing w:before="0" w:after="0" w:line="240" w:lineRule="auto"/>
       </w:pPr>
       <w:rPr>
-        <w:rFonts w:asciiTheme="majorHAnsi" w:eastAsiaTheme="majorEastAsia" w:hAnsiTheme="majorHAnsi" w:cstheme="majorBidi"/>
+        <w:rFonts/>
         <w:b/>
         <w:bCs/>
       </w:rPr>
@@ -3422,7 +3249,7 @@
         <w:spacing w:before="0" w:after="0" w:line="240" w:lineRule="auto"/>
       </w:pPr>
       <w:rPr>
-        <w:rFonts w:asciiTheme="majorHAnsi" w:eastAsiaTheme="majorEastAsia" w:hAnsiTheme="majorHAnsi" w:cstheme="majorBidi"/>
+        <w:rFonts/>
         <w:b/>
         <w:bCs/>
       </w:rPr>
@@ -3440,14 +3267,14 @@
     </w:tblStylePr>
     <w:tblStylePr w:type="firstCol">
       <w:rPr>
-        <w:rFonts w:asciiTheme="majorHAnsi" w:eastAsiaTheme="majorEastAsia" w:hAnsiTheme="majorHAnsi" w:cstheme="majorBidi"/>
+        <w:rFonts/>
         <w:b/>
         <w:bCs/>
       </w:rPr>
     </w:tblStylePr>
     <w:tblStylePr w:type="lastCol">
       <w:rPr>
-        <w:rFonts w:asciiTheme="majorHAnsi" w:eastAsiaTheme="majorEastAsia" w:hAnsiTheme="majorHAnsi" w:cstheme="majorBidi"/>
+        <w:rFonts/>
         <w:b/>
         <w:bCs/>
       </w:rPr>
@@ -3531,7 +3358,7 @@
         <w:spacing w:before="0" w:after="0" w:line="240" w:lineRule="auto"/>
       </w:pPr>
       <w:rPr>
-        <w:rFonts w:asciiTheme="majorHAnsi" w:eastAsiaTheme="majorEastAsia" w:hAnsiTheme="majorHAnsi" w:cstheme="majorBidi"/>
+        <w:rFonts/>
         <w:b/>
         <w:bCs/>
       </w:rPr>
@@ -3552,7 +3379,7 @@
         <w:spacing w:before="0" w:after="0" w:line="240" w:lineRule="auto"/>
       </w:pPr>
       <w:rPr>
-        <w:rFonts w:asciiTheme="majorHAnsi" w:eastAsiaTheme="majorEastAsia" w:hAnsiTheme="majorHAnsi" w:cstheme="majorBidi"/>
+        <w:rFonts/>
         <w:b/>
         <w:bCs/>
       </w:rPr>
@@ -3570,14 +3397,14 @@
     </w:tblStylePr>
     <w:tblStylePr w:type="firstCol">
       <w:rPr>
-        <w:rFonts w:asciiTheme="majorHAnsi" w:eastAsiaTheme="majorEastAsia" w:hAnsiTheme="majorHAnsi" w:cstheme="majorBidi"/>
+        <w:rFonts/>
         <w:b/>
         <w:bCs/>
       </w:rPr>
     </w:tblStylePr>
     <w:tblStylePr w:type="lastCol">
       <w:rPr>
-        <w:rFonts w:asciiTheme="majorHAnsi" w:eastAsiaTheme="majorEastAsia" w:hAnsiTheme="majorHAnsi" w:cstheme="majorBidi"/>
+        <w:rFonts/>
         <w:b/>
         <w:bCs/>
       </w:rPr>
@@ -3661,7 +3488,7 @@
         <w:spacing w:before="0" w:after="0" w:line="240" w:lineRule="auto"/>
       </w:pPr>
       <w:rPr>
-        <w:rFonts w:asciiTheme="majorHAnsi" w:eastAsiaTheme="majorEastAsia" w:hAnsiTheme="majorHAnsi" w:cstheme="majorBidi"/>
+        <w:rFonts/>
         <w:b/>
         <w:bCs/>
       </w:rPr>
@@ -3682,7 +3509,7 @@
         <w:spacing w:before="0" w:after="0" w:line="240" w:lineRule="auto"/>
       </w:pPr>
       <w:rPr>
-        <w:rFonts w:asciiTheme="majorHAnsi" w:eastAsiaTheme="majorEastAsia" w:hAnsiTheme="majorHAnsi" w:cstheme="majorBidi"/>
+        <w:rFonts/>
         <w:b/>
         <w:bCs/>
       </w:rPr>
@@ -3700,14 +3527,14 @@
     </w:tblStylePr>
     <w:tblStylePr w:type="firstCol">
       <w:rPr>
-        <w:rFonts w:asciiTheme="majorHAnsi" w:eastAsiaTheme="majorEastAsia" w:hAnsiTheme="majorHAnsi" w:cstheme="majorBidi"/>
+        <w:rFonts/>
         <w:b/>
         <w:bCs/>
       </w:rPr>
     </w:tblStylePr>
     <w:tblStylePr w:type="lastCol">
       <w:rPr>
-        <w:rFonts w:asciiTheme="majorHAnsi" w:eastAsiaTheme="majorEastAsia" w:hAnsiTheme="majorHAnsi" w:cstheme="majorBidi"/>
+        <w:rFonts/>
         <w:b/>
         <w:bCs/>
       </w:rPr>
@@ -3791,7 +3618,7 @@
         <w:spacing w:before="0" w:after="0" w:line="240" w:lineRule="auto"/>
       </w:pPr>
       <w:rPr>
-        <w:rFonts w:asciiTheme="majorHAnsi" w:eastAsiaTheme="majorEastAsia" w:hAnsiTheme="majorHAnsi" w:cstheme="majorBidi"/>
+        <w:rFonts/>
         <w:b/>
         <w:bCs/>
       </w:rPr>
@@ -3812,7 +3639,7 @@
         <w:spacing w:before="0" w:after="0" w:line="240" w:lineRule="auto"/>
       </w:pPr>
       <w:rPr>
-        <w:rFonts w:asciiTheme="majorHAnsi" w:eastAsiaTheme="majorEastAsia" w:hAnsiTheme="majorHAnsi" w:cstheme="majorBidi"/>
+        <w:rFonts/>
         <w:b/>
         <w:bCs/>
       </w:rPr>
@@ -3830,14 +3657,14 @@
     </w:tblStylePr>
     <w:tblStylePr w:type="firstCol">
       <w:rPr>
-        <w:rFonts w:asciiTheme="majorHAnsi" w:eastAsiaTheme="majorEastAsia" w:hAnsiTheme="majorHAnsi" w:cstheme="majorBidi"/>
+        <w:rFonts/>
         <w:b/>
         <w:bCs/>
       </w:rPr>
     </w:tblStylePr>
     <w:tblStylePr w:type="lastCol">
       <w:rPr>
-        <w:rFonts w:asciiTheme="majorHAnsi" w:eastAsiaTheme="majorEastAsia" w:hAnsiTheme="majorHAnsi" w:cstheme="majorBidi"/>
+        <w:rFonts/>
         <w:b/>
         <w:bCs/>
       </w:rPr>
@@ -3921,7 +3748,7 @@
         <w:spacing w:before="0" w:after="0" w:line="240" w:lineRule="auto"/>
       </w:pPr>
       <w:rPr>
-        <w:rFonts w:asciiTheme="majorHAnsi" w:eastAsiaTheme="majorEastAsia" w:hAnsiTheme="majorHAnsi" w:cstheme="majorBidi"/>
+        <w:rFonts/>
         <w:b/>
         <w:bCs/>
       </w:rPr>
@@ -3942,7 +3769,7 @@
         <w:spacing w:before="0" w:after="0" w:line="240" w:lineRule="auto"/>
       </w:pPr>
       <w:rPr>
-        <w:rFonts w:asciiTheme="majorHAnsi" w:eastAsiaTheme="majorEastAsia" w:hAnsiTheme="majorHAnsi" w:cstheme="majorBidi"/>
+        <w:rFonts/>
         <w:b/>
         <w:bCs/>
       </w:rPr>
@@ -3960,14 +3787,14 @@
     </w:tblStylePr>
     <w:tblStylePr w:type="firstCol">
       <w:rPr>
-        <w:rFonts w:asciiTheme="majorHAnsi" w:eastAsiaTheme="majorEastAsia" w:hAnsiTheme="majorHAnsi" w:cstheme="majorBidi"/>
+        <w:rFonts/>
         <w:b/>
         <w:bCs/>
       </w:rPr>
     </w:tblStylePr>
     <w:tblStylePr w:type="lastCol">
       <w:rPr>
-        <w:rFonts w:asciiTheme="majorHAnsi" w:eastAsiaTheme="majorEastAsia" w:hAnsiTheme="majorHAnsi" w:cstheme="majorBidi"/>
+        <w:rFonts/>
         <w:b/>
         <w:bCs/>
       </w:rPr>
@@ -4051,7 +3878,7 @@
         <w:spacing w:before="0" w:after="0" w:line="240" w:lineRule="auto"/>
       </w:pPr>
       <w:rPr>
-        <w:rFonts w:asciiTheme="majorHAnsi" w:eastAsiaTheme="majorEastAsia" w:hAnsiTheme="majorHAnsi" w:cstheme="majorBidi"/>
+        <w:rFonts/>
         <w:b/>
         <w:bCs/>
       </w:rPr>
@@ -4072,7 +3899,7 @@
         <w:spacing w:before="0" w:after="0" w:line="240" w:lineRule="auto"/>
       </w:pPr>
       <w:rPr>
-        <w:rFonts w:asciiTheme="majorHAnsi" w:eastAsiaTheme="majorEastAsia" w:hAnsiTheme="majorHAnsi" w:cstheme="majorBidi"/>
+        <w:rFonts/>
         <w:b/>
         <w:bCs/>
       </w:rPr>
@@ -4090,14 +3917,14 @@
     </w:tblStylePr>
     <w:tblStylePr w:type="firstCol">
       <w:rPr>
-        <w:rFonts w:asciiTheme="majorHAnsi" w:eastAsiaTheme="majorEastAsia" w:hAnsiTheme="majorHAnsi" w:cstheme="majorBidi"/>
+        <w:rFonts/>
         <w:b/>
         <w:bCs/>
       </w:rPr>
     </w:tblStylePr>
     <w:tblStylePr w:type="lastCol">
       <w:rPr>
-        <w:rFonts w:asciiTheme="majorHAnsi" w:eastAsiaTheme="majorEastAsia" w:hAnsiTheme="majorHAnsi" w:cstheme="majorBidi"/>
+        <w:rFonts/>
         <w:b/>
         <w:bCs/>
       </w:rPr>
@@ -5962,7 +5789,7 @@
     </w:tblPr>
     <w:tblStylePr w:type="firstRow">
       <w:rPr>
-        <w:rFonts w:asciiTheme="majorHAnsi" w:eastAsiaTheme="majorEastAsia" w:hAnsiTheme="majorHAnsi" w:cstheme="majorBidi"/>
+        <w:rFonts/>
       </w:rPr>
       <w:tblPr/>
       <w:tcPr>
@@ -6046,7 +5873,7 @@
     </w:tblPr>
     <w:tblStylePr w:type="firstRow">
       <w:rPr>
-        <w:rFonts w:asciiTheme="majorHAnsi" w:eastAsiaTheme="majorEastAsia" w:hAnsiTheme="majorHAnsi" w:cstheme="majorBidi"/>
+        <w:rFonts/>
       </w:rPr>
       <w:tblPr/>
       <w:tcPr>
@@ -6130,7 +5957,7 @@
     </w:tblPr>
     <w:tblStylePr w:type="firstRow">
       <w:rPr>
-        <w:rFonts w:asciiTheme="majorHAnsi" w:eastAsiaTheme="majorEastAsia" w:hAnsiTheme="majorHAnsi" w:cstheme="majorBidi"/>
+        <w:rFonts/>
       </w:rPr>
       <w:tblPr/>
       <w:tcPr>
@@ -6214,7 +6041,7 @@
     </w:tblPr>
     <w:tblStylePr w:type="firstRow">
       <w:rPr>
-        <w:rFonts w:asciiTheme="majorHAnsi" w:eastAsiaTheme="majorEastAsia" w:hAnsiTheme="majorHAnsi" w:cstheme="majorBidi"/>
+        <w:rFonts/>
       </w:rPr>
       <w:tblPr/>
       <w:tcPr>
@@ -6298,7 +6125,7 @@
     </w:tblPr>
     <w:tblStylePr w:type="firstRow">
       <w:rPr>
-        <w:rFonts w:asciiTheme="majorHAnsi" w:eastAsiaTheme="majorEastAsia" w:hAnsiTheme="majorHAnsi" w:cstheme="majorBidi"/>
+        <w:rFonts/>
       </w:rPr>
       <w:tblPr/>
       <w:tcPr>
@@ -6382,7 +6209,7 @@
     </w:tblPr>
     <w:tblStylePr w:type="firstRow">
       <w:rPr>
-        <w:rFonts w:asciiTheme="majorHAnsi" w:eastAsiaTheme="majorEastAsia" w:hAnsiTheme="majorHAnsi" w:cstheme="majorBidi"/>
+        <w:rFonts/>
       </w:rPr>
       <w:tblPr/>
       <w:tcPr>
@@ -6466,7 +6293,7 @@
     </w:tblPr>
     <w:tblStylePr w:type="firstRow">
       <w:rPr>
-        <w:rFonts w:asciiTheme="majorHAnsi" w:eastAsiaTheme="majorEastAsia" w:hAnsiTheme="majorHAnsi" w:cstheme="majorBidi"/>
+        <w:rFonts/>
       </w:rPr>
       <w:tblPr/>
       <w:tcPr>
@@ -6531,7 +6358,7 @@
       <w:spacing w:after="0" w:line="240" w:lineRule="auto"/>
     </w:pPr>
     <w:rPr>
-      <w:rFonts w:asciiTheme="majorHAnsi" w:eastAsiaTheme="majorEastAsia" w:hAnsiTheme="majorHAnsi" w:cstheme="majorBidi"/>
+      <w:rFonts/>
       <w:color w:val="000000" w:themeColor="text1"/>
     </w:rPr>
     <w:tblPr>
@@ -6659,7 +6486,7 @@
       <w:spacing w:after="0" w:line="240" w:lineRule="auto"/>
     </w:pPr>
     <w:rPr>
-      <w:rFonts w:asciiTheme="majorHAnsi" w:eastAsiaTheme="majorEastAsia" w:hAnsiTheme="majorHAnsi" w:cstheme="majorBidi"/>
+      <w:rFonts/>
       <w:color w:val="000000" w:themeColor="text1"/>
     </w:rPr>
     <w:tblPr>
@@ -6787,7 +6614,7 @@
       <w:spacing w:after="0" w:line="240" w:lineRule="auto"/>
     </w:pPr>
     <w:rPr>
-      <w:rFonts w:asciiTheme="majorHAnsi" w:eastAsiaTheme="majorEastAsia" w:hAnsiTheme="majorHAnsi" w:cstheme="majorBidi"/>
+      <w:rFonts/>
       <w:color w:val="000000" w:themeColor="text1"/>
     </w:rPr>
     <w:tblPr>
@@ -6915,7 +6742,7 @@
       <w:spacing w:after="0" w:line="240" w:lineRule="auto"/>
     </w:pPr>
     <w:rPr>
-      <w:rFonts w:asciiTheme="majorHAnsi" w:eastAsiaTheme="majorEastAsia" w:hAnsiTheme="majorHAnsi" w:cstheme="majorBidi"/>
+      <w:rFonts/>
       <w:color w:val="000000" w:themeColor="text1"/>
     </w:rPr>
     <w:tblPr>
@@ -7043,7 +6870,7 @@
       <w:spacing w:after="0" w:line="240" w:lineRule="auto"/>
     </w:pPr>
     <w:rPr>
-      <w:rFonts w:asciiTheme="majorHAnsi" w:eastAsiaTheme="majorEastAsia" w:hAnsiTheme="majorHAnsi" w:cstheme="majorBidi"/>
+      <w:rFonts/>
       <w:color w:val="000000" w:themeColor="text1"/>
     </w:rPr>
     <w:tblPr>
@@ -7171,7 +6998,7 @@
       <w:spacing w:after="0" w:line="240" w:lineRule="auto"/>
     </w:pPr>
     <w:rPr>
-      <w:rFonts w:asciiTheme="majorHAnsi" w:eastAsiaTheme="majorEastAsia" w:hAnsiTheme="majorHAnsi" w:cstheme="majorBidi"/>
+      <w:rFonts/>
       <w:color w:val="000000" w:themeColor="text1"/>
     </w:rPr>
     <w:tblPr>
@@ -7299,7 +7126,7 @@
       <w:spacing w:after="0" w:line="240" w:lineRule="auto"/>
     </w:pPr>
     <w:rPr>
-      <w:rFonts w:asciiTheme="majorHAnsi" w:eastAsiaTheme="majorEastAsia" w:hAnsiTheme="majorHAnsi" w:cstheme="majorBidi"/>
+      <w:rFonts/>
       <w:color w:val="000000" w:themeColor="text1"/>
     </w:rPr>
     <w:tblPr>
@@ -7938,7 +7765,7 @@
       <w:spacing w:after="0" w:line="240" w:lineRule="auto"/>
     </w:pPr>
     <w:rPr>
-      <w:rFonts w:asciiTheme="majorHAnsi" w:eastAsiaTheme="majorEastAsia" w:hAnsiTheme="majorHAnsi" w:cstheme="majorBidi"/>
+      <w:rFonts/>
       <w:color w:val="000000" w:themeColor="text1"/>
     </w:rPr>
     <w:tblPr>
@@ -8063,7 +7890,7 @@
       <w:spacing w:after="0" w:line="240" w:lineRule="auto"/>
     </w:pPr>
     <w:rPr>
-      <w:rFonts w:asciiTheme="majorHAnsi" w:eastAsiaTheme="majorEastAsia" w:hAnsiTheme="majorHAnsi" w:cstheme="majorBidi"/>
+      <w:rFonts/>
       <w:color w:val="000000" w:themeColor="text1"/>
     </w:rPr>
     <w:tblPr>
@@ -8188,7 +8015,7 @@
       <w:spacing w:after="0" w:line="240" w:lineRule="auto"/>
     </w:pPr>
     <w:rPr>
-      <w:rFonts w:asciiTheme="majorHAnsi" w:eastAsiaTheme="majorEastAsia" w:hAnsiTheme="majorHAnsi" w:cstheme="majorBidi"/>
+      <w:rFonts/>
       <w:color w:val="000000" w:themeColor="text1"/>
     </w:rPr>
     <w:tblPr>
@@ -8313,7 +8140,7 @@
       <w:spacing w:after="0" w:line="240" w:lineRule="auto"/>
     </w:pPr>
     <w:rPr>
-      <w:rFonts w:asciiTheme="majorHAnsi" w:eastAsiaTheme="majorEastAsia" w:hAnsiTheme="majorHAnsi" w:cstheme="majorBidi"/>
+      <w:rFonts/>
       <w:color w:val="000000" w:themeColor="text1"/>
     </w:rPr>
     <w:tblPr>
@@ -8438,7 +8265,7 @@
       <w:spacing w:after="0" w:line="240" w:lineRule="auto"/>
     </w:pPr>
     <w:rPr>
-      <w:rFonts w:asciiTheme="majorHAnsi" w:eastAsiaTheme="majorEastAsia" w:hAnsiTheme="majorHAnsi" w:cstheme="majorBidi"/>
+      <w:rFonts/>
       <w:color w:val="000000" w:themeColor="text1"/>
     </w:rPr>
     <w:tblPr>
@@ -8563,7 +8390,7 @@
       <w:spacing w:after="0" w:line="240" w:lineRule="auto"/>
     </w:pPr>
     <w:rPr>
-      <w:rFonts w:asciiTheme="majorHAnsi" w:eastAsiaTheme="majorEastAsia" w:hAnsiTheme="majorHAnsi" w:cstheme="majorBidi"/>
+      <w:rFonts/>
       <w:color w:val="000000" w:themeColor="text1"/>
     </w:rPr>
     <w:tblPr>
@@ -8688,7 +8515,7 @@
       <w:spacing w:after="0" w:line="240" w:lineRule="auto"/>
     </w:pPr>
     <w:rPr>
-      <w:rFonts w:asciiTheme="majorHAnsi" w:eastAsiaTheme="majorEastAsia" w:hAnsiTheme="majorHAnsi" w:cstheme="majorBidi"/>
+      <w:rFonts/>
       <w:color w:val="000000" w:themeColor="text1"/>
     </w:rPr>
     <w:tblPr>
